--- a/LR2.docx
+++ b/LR2.docx
@@ -11,38 +11,76 @@
           <w:szCs w:val="28"/>
         </w:rPr>
       </w:pPr>
+      <w:proofErr w:type="spellStart"/>
       <w:r>
         <w:rPr>
           <w:b/>
           <w:bCs/>
           <w:szCs w:val="28"/>
         </w:rPr>
-        <w:t>Лабораторная работа №2</w:t>
-      </w:r>
-    </w:p>
-    <w:p>
-      <w:pPr>
-        <w:jc w:val="center"/>
+        <w:t>Лабораторная</w:t>
+      </w:r>
+      <w:proofErr w:type="spellEnd"/>
+      <w:r>
         <w:rPr>
           <w:b/>
           <w:bCs/>
-          <w:sz w:val="24"/>
-        </w:rPr>
-      </w:pPr>
-    </w:p>
-    <w:p>
-      <w:pPr>
-        <w:rPr>
-          <w:sz w:val="24"/>
-        </w:rPr>
-      </w:pPr>
+          <w:szCs w:val="28"/>
+        </w:rPr>
+        <w:t xml:space="preserve"> </w:t>
+      </w:r>
+      <w:proofErr w:type="spellStart"/>
       <w:r>
         <w:rPr>
           <w:b/>
           <w:bCs/>
-          <w:sz w:val="24"/>
-        </w:rPr>
-        <w:t>Задание 1</w:t>
+          <w:szCs w:val="28"/>
+        </w:rPr>
+        <w:t>работа</w:t>
+      </w:r>
+      <w:proofErr w:type="spellEnd"/>
+      <w:r>
+        <w:rPr>
+          <w:b/>
+          <w:bCs/>
+          <w:szCs w:val="28"/>
+        </w:rPr>
+        <w:t xml:space="preserve"> №2</w:t>
+      </w:r>
+    </w:p>
+    <w:p>
+      <w:pPr>
+        <w:jc w:val="center"/>
+        <w:rPr>
+          <w:b/>
+          <w:bCs/>
+          <w:sz w:val="24"/>
+        </w:rPr>
+      </w:pPr>
+    </w:p>
+    <w:p>
+      <w:pPr>
+        <w:rPr>
+          <w:sz w:val="24"/>
+        </w:rPr>
+      </w:pPr>
+      <w:proofErr w:type="spellStart"/>
+      <w:r>
+        <w:rPr>
+          <w:b/>
+          <w:bCs/>
+          <w:sz w:val="24"/>
+        </w:rPr>
+        <w:t>Задание</w:t>
+      </w:r>
+      <w:proofErr w:type="spellEnd"/>
+      <w:r>
+        <w:rPr>
+          <w:b/>
+          <w:bCs/>
+          <w:sz w:val="24"/>
+        </w:rPr>
+        <w:t xml:space="preserve"> 1</w:t>
       </w:r>
       <w:r>
         <w:rPr>
@@ -59,11 +97,13 @@
         </w:numPr>
         <w:rPr>
           <w:sz w:val="24"/>
-        </w:rPr>
-      </w:pPr>
-      <w:r>
-        <w:rPr>
-          <w:sz w:val="24"/>
+          <w:highlight w:val="lightGray"/>
+        </w:rPr>
+      </w:pPr>
+      <w:r>
+        <w:rPr>
+          <w:sz w:val="24"/>
+          <w:highlight w:val="lightGray"/>
           <w:lang w:val="ru-RU"/>
         </w:rPr>
         <w:t xml:space="preserve">Создайте базовый класс </w:t>
@@ -71,12 +111,14 @@
       <w:r>
         <w:rPr>
           <w:sz w:val="24"/>
+          <w:highlight w:val="lightGray"/>
         </w:rPr>
         <w:t>Element</w:t>
       </w:r>
       <w:r>
         <w:rPr>
           <w:sz w:val="24"/>
+          <w:highlight w:val="lightGray"/>
           <w:lang w:val="ru-RU"/>
         </w:rPr>
         <w:t xml:space="preserve">, для инициализации которого необходимо задать целое число </w:t>
@@ -84,12 +126,14 @@
       <w:r>
         <w:rPr>
           <w:sz w:val="24"/>
+          <w:highlight w:val="lightGray"/>
         </w:rPr>
         <w:t>value</w:t>
       </w:r>
       <w:r>
         <w:rPr>
           <w:sz w:val="24"/>
+          <w:highlight w:val="lightGray"/>
           <w:lang w:val="ru-RU"/>
         </w:rPr>
         <w:t xml:space="preserve">, список </w:t>
@@ -97,12 +141,14 @@
       <w:r>
         <w:rPr>
           <w:sz w:val="24"/>
+          <w:highlight w:val="lightGray"/>
         </w:rPr>
         <w:t>data</w:t>
       </w:r>
       <w:r>
         <w:rPr>
           <w:sz w:val="24"/>
+          <w:highlight w:val="lightGray"/>
           <w:lang w:val="ru-RU"/>
         </w:rPr>
         <w:t>_</w:t>
@@ -110,12 +156,14 @@
       <w:r>
         <w:rPr>
           <w:sz w:val="24"/>
+          <w:highlight w:val="lightGray"/>
         </w:rPr>
         <w:t>list</w:t>
       </w:r>
       <w:r>
         <w:rPr>
           <w:sz w:val="24"/>
+          <w:highlight w:val="lightGray"/>
           <w:lang w:val="ru-RU"/>
         </w:rPr>
         <w:t xml:space="preserve"> и словарь </w:t>
@@ -123,12 +171,14 @@
       <w:r>
         <w:rPr>
           <w:sz w:val="24"/>
+          <w:highlight w:val="lightGray"/>
         </w:rPr>
         <w:t>data</w:t>
       </w:r>
       <w:r>
         <w:rPr>
           <w:sz w:val="24"/>
+          <w:highlight w:val="lightGray"/>
           <w:lang w:val="ru-RU"/>
         </w:rPr>
         <w:t>_</w:t>
@@ -136,12 +186,14 @@
       <w:r>
         <w:rPr>
           <w:sz w:val="24"/>
+          <w:highlight w:val="lightGray"/>
         </w:rPr>
         <w:t>map</w:t>
       </w:r>
       <w:r>
         <w:rPr>
           <w:sz w:val="24"/>
+          <w:highlight w:val="lightGray"/>
           <w:lang w:val="ru-RU"/>
         </w:rPr>
         <w:t xml:space="preserve">. </w:t>
@@ -149,12 +201,14 @@
       <w:r>
         <w:rPr>
           <w:sz w:val="24"/>
+          <w:highlight w:val="lightGray"/>
         </w:rPr>
         <w:t>Value</w:t>
       </w:r>
       <w:r>
         <w:rPr>
           <w:sz w:val="24"/>
+          <w:highlight w:val="lightGray"/>
           <w:lang w:val="ru-RU"/>
         </w:rPr>
         <w:t xml:space="preserve"> </w:t>
@@ -162,6 +216,7 @@
       <w:r>
         <w:rPr>
           <w:sz w:val="24"/>
+          <w:highlight w:val="lightGray"/>
           <w:u w:val="single"/>
           <w:lang w:val="ru-RU"/>
         </w:rPr>
@@ -170,13 +225,33 @@
       <w:r>
         <w:rPr>
           <w:sz w:val="24"/>
-          <w:lang w:val="ru-RU"/>
-        </w:rPr>
-        <w:t xml:space="preserve"> задавать как поизиционный аргумент. Остальные элементы </w:t>
-      </w:r>
-      <w:r>
-        <w:rPr>
-          <w:sz w:val="24"/>
+          <w:highlight w:val="lightGray"/>
+          <w:lang w:val="ru-RU"/>
+        </w:rPr>
+        <w:t xml:space="preserve"> задавать как </w:t>
+      </w:r>
+      <w:proofErr w:type="spellStart"/>
+      <w:r>
+        <w:rPr>
+          <w:sz w:val="24"/>
+          <w:highlight w:val="lightGray"/>
+          <w:lang w:val="ru-RU"/>
+        </w:rPr>
+        <w:t>поизиционный</w:t>
+      </w:r>
+      <w:proofErr w:type="spellEnd"/>
+      <w:r>
+        <w:rPr>
+          <w:sz w:val="24"/>
+          <w:highlight w:val="lightGray"/>
+          <w:lang w:val="ru-RU"/>
+        </w:rPr>
+        <w:t xml:space="preserve"> аргумент. Остальные элементы </w:t>
+      </w:r>
+      <w:r>
+        <w:rPr>
+          <w:sz w:val="24"/>
+          <w:highlight w:val="lightGray"/>
           <w:u w:val="single"/>
           <w:lang w:val="ru-RU"/>
         </w:rPr>
@@ -185,22 +260,108 @@
       <w:r>
         <w:rPr>
           <w:sz w:val="24"/>
-          <w:lang w:val="ru-RU"/>
-        </w:rPr>
-        <w:t xml:space="preserve"> задавать как необязательные, строго им</w:t>
-      </w:r>
-      <w:r>
-        <w:rPr>
-          <w:sz w:val="24"/>
-          <w:lang w:val="ru-RU"/>
-        </w:rPr>
-        <w:t xml:space="preserve">енованые аргументы. </w:t>
-      </w:r>
-      <w:r>
-        <w:rPr>
-          <w:sz w:val="24"/>
-        </w:rPr>
-        <w:t>Переменные должны храниться как приватные.</w:t>
+          <w:highlight w:val="lightGray"/>
+          <w:lang w:val="ru-RU"/>
+        </w:rPr>
+        <w:t xml:space="preserve"> задавать как необязательные, строго </w:t>
+      </w:r>
+      <w:proofErr w:type="spellStart"/>
+      <w:r>
+        <w:rPr>
+          <w:sz w:val="24"/>
+          <w:highlight w:val="lightGray"/>
+          <w:lang w:val="ru-RU"/>
+        </w:rPr>
+        <w:t>именованые</w:t>
+      </w:r>
+      <w:proofErr w:type="spellEnd"/>
+      <w:r>
+        <w:rPr>
+          <w:sz w:val="24"/>
+          <w:highlight w:val="lightGray"/>
+          <w:lang w:val="ru-RU"/>
+        </w:rPr>
+        <w:t xml:space="preserve"> аргументы. </w:t>
+      </w:r>
+      <w:proofErr w:type="spellStart"/>
+      <w:r>
+        <w:rPr>
+          <w:sz w:val="24"/>
+          <w:highlight w:val="lightGray"/>
+        </w:rPr>
+        <w:t>Переменные</w:t>
+      </w:r>
+      <w:proofErr w:type="spellEnd"/>
+      <w:r>
+        <w:rPr>
+          <w:sz w:val="24"/>
+          <w:highlight w:val="lightGray"/>
+        </w:rPr>
+        <w:t xml:space="preserve"> </w:t>
+      </w:r>
+      <w:proofErr w:type="spellStart"/>
+      <w:r>
+        <w:rPr>
+          <w:sz w:val="24"/>
+          <w:highlight w:val="lightGray"/>
+        </w:rPr>
+        <w:t>должны</w:t>
+      </w:r>
+      <w:proofErr w:type="spellEnd"/>
+      <w:r>
+        <w:rPr>
+          <w:sz w:val="24"/>
+          <w:highlight w:val="lightGray"/>
+        </w:rPr>
+        <w:t xml:space="preserve"> </w:t>
+      </w:r>
+      <w:proofErr w:type="spellStart"/>
+      <w:r>
+        <w:rPr>
+          <w:sz w:val="24"/>
+          <w:highlight w:val="lightGray"/>
+        </w:rPr>
+        <w:t>храниться</w:t>
+      </w:r>
+      <w:proofErr w:type="spellEnd"/>
+      <w:r>
+        <w:rPr>
+          <w:sz w:val="24"/>
+          <w:highlight w:val="lightGray"/>
+        </w:rPr>
+        <w:t xml:space="preserve"> </w:t>
+      </w:r>
+      <w:proofErr w:type="spellStart"/>
+      <w:r>
+        <w:rPr>
+          <w:sz w:val="24"/>
+          <w:highlight w:val="lightGray"/>
+        </w:rPr>
+        <w:t>как</w:t>
+      </w:r>
+      <w:proofErr w:type="spellEnd"/>
+      <w:r>
+        <w:rPr>
+          <w:sz w:val="24"/>
+          <w:highlight w:val="lightGray"/>
+        </w:rPr>
+        <w:t xml:space="preserve"> </w:t>
+      </w:r>
+      <w:proofErr w:type="spellStart"/>
+      <w:r>
+        <w:rPr>
+          <w:sz w:val="24"/>
+          <w:highlight w:val="lightGray"/>
+        </w:rPr>
+        <w:t>приватные</w:t>
+      </w:r>
+      <w:proofErr w:type="spellEnd"/>
+      <w:r>
+        <w:rPr>
+          <w:sz w:val="24"/>
+          <w:highlight w:val="lightGray"/>
+        </w:rPr>
+        <w:t>.</w:t>
       </w:r>
     </w:p>
     <w:p>
@@ -211,13 +372,24 @@
         </w:numPr>
         <w:rPr>
           <w:sz w:val="24"/>
-        </w:rPr>
-      </w:pPr>
-      <w:r>
-        <w:rPr>
-          <w:sz w:val="24"/>
-        </w:rPr>
-        <w:t xml:space="preserve">Пример: </w:t>
+          <w:highlight w:val="lightGray"/>
+        </w:rPr>
+      </w:pPr>
+      <w:proofErr w:type="spellStart"/>
+      <w:r>
+        <w:rPr>
+          <w:sz w:val="24"/>
+          <w:highlight w:val="lightGray"/>
+        </w:rPr>
+        <w:t>Пример</w:t>
+      </w:r>
+      <w:proofErr w:type="spellEnd"/>
+      <w:r>
+        <w:rPr>
+          <w:sz w:val="24"/>
+          <w:highlight w:val="lightGray"/>
+        </w:rPr>
+        <w:t xml:space="preserve">: </w:t>
       </w:r>
     </w:p>
     <w:p>
@@ -228,13 +400,47 @@
         </w:numPr>
         <w:rPr>
           <w:sz w:val="24"/>
-        </w:rPr>
-      </w:pPr>
-      <w:r>
-        <w:rPr>
-          <w:sz w:val="24"/>
-        </w:rPr>
-        <w:t>a = Element(4, data_list=[1,2,3])</w:t>
+          <w:highlight w:val="lightGray"/>
+        </w:rPr>
+      </w:pPr>
+      <w:r>
+        <w:rPr>
+          <w:sz w:val="24"/>
+          <w:highlight w:val="lightGray"/>
+        </w:rPr>
+        <w:t xml:space="preserve">a = </w:t>
+      </w:r>
+      <w:proofErr w:type="gramStart"/>
+      <w:r>
+        <w:rPr>
+          <w:sz w:val="24"/>
+          <w:highlight w:val="lightGray"/>
+        </w:rPr>
+        <w:t>Element(</w:t>
+      </w:r>
+      <w:proofErr w:type="gramEnd"/>
+      <w:r>
+        <w:rPr>
+          <w:sz w:val="24"/>
+          <w:highlight w:val="lightGray"/>
+        </w:rPr>
+        <w:t xml:space="preserve">4, </w:t>
+      </w:r>
+      <w:proofErr w:type="spellStart"/>
+      <w:r>
+        <w:rPr>
+          <w:sz w:val="24"/>
+          <w:highlight w:val="lightGray"/>
+        </w:rPr>
+        <w:t>data_list</w:t>
+      </w:r>
+      <w:proofErr w:type="spellEnd"/>
+      <w:r>
+        <w:rPr>
+          <w:sz w:val="24"/>
+          <w:highlight w:val="lightGray"/>
+        </w:rPr>
+        <w:t>=[1,2,3])</w:t>
       </w:r>
     </w:p>
     <w:p>
@@ -245,24 +451,60 @@
         </w:numPr>
         <w:rPr>
           <w:sz w:val="24"/>
-        </w:rPr>
-      </w:pPr>
-      <w:r>
-        <w:rPr>
-          <w:sz w:val="24"/>
-        </w:rPr>
-        <w:t>b = Element(12, data_map={“word”: 1})</w:t>
-      </w:r>
-    </w:p>
-    <w:p>
-      <w:pPr>
-        <w:rPr>
-          <w:sz w:val="24"/>
-        </w:rPr>
-      </w:pPr>
-      <w:r>
-        <w:rPr>
-          <w:sz w:val="24"/>
+          <w:highlight w:val="lightGray"/>
+        </w:rPr>
+      </w:pPr>
+      <w:r>
+        <w:rPr>
+          <w:sz w:val="24"/>
+          <w:highlight w:val="lightGray"/>
+        </w:rPr>
+        <w:t xml:space="preserve">b = </w:t>
+      </w:r>
+      <w:proofErr w:type="gramStart"/>
+      <w:r>
+        <w:rPr>
+          <w:sz w:val="24"/>
+          <w:highlight w:val="lightGray"/>
+        </w:rPr>
+        <w:t>Element(</w:t>
+      </w:r>
+      <w:proofErr w:type="gramEnd"/>
+      <w:r>
+        <w:rPr>
+          <w:sz w:val="24"/>
+          <w:highlight w:val="lightGray"/>
+        </w:rPr>
+        <w:t xml:space="preserve">12, </w:t>
+      </w:r>
+      <w:proofErr w:type="spellStart"/>
+      <w:r>
+        <w:rPr>
+          <w:sz w:val="24"/>
+          <w:highlight w:val="lightGray"/>
+        </w:rPr>
+        <w:t>data_map</w:t>
+      </w:r>
+      <w:proofErr w:type="spellEnd"/>
+      <w:r>
+        <w:rPr>
+          <w:sz w:val="24"/>
+          <w:highlight w:val="lightGray"/>
+        </w:rPr>
+        <w:t>={“word”: 1})</w:t>
+      </w:r>
+    </w:p>
+    <w:p>
+      <w:pPr>
+        <w:rPr>
+          <w:sz w:val="24"/>
+          <w:highlight w:val="lightGray"/>
+        </w:rPr>
+      </w:pPr>
+      <w:r>
+        <w:rPr>
+          <w:sz w:val="24"/>
+          <w:highlight w:val="lightGray"/>
         </w:rPr>
         <w:t>3</w:t>
       </w:r>
@@ -273,15 +515,28 @@
           <w:b/>
           <w:bCs/>
           <w:sz w:val="24"/>
-        </w:rPr>
-      </w:pPr>
+          <w:highlight w:val="lightGray"/>
+        </w:rPr>
+      </w:pPr>
+      <w:proofErr w:type="spellStart"/>
       <w:r>
         <w:rPr>
           <w:b/>
           <w:bCs/>
           <w:sz w:val="24"/>
-        </w:rPr>
-        <w:t>Задание 2</w:t>
+          <w:highlight w:val="lightGray"/>
+        </w:rPr>
+        <w:t>Задание</w:t>
+      </w:r>
+      <w:proofErr w:type="spellEnd"/>
+      <w:r>
+        <w:rPr>
+          <w:b/>
+          <w:bCs/>
+          <w:sz w:val="24"/>
+          <w:highlight w:val="lightGray"/>
+        </w:rPr>
+        <w:t xml:space="preserve"> 2</w:t>
       </w:r>
     </w:p>
     <w:p>
@@ -292,22 +547,27 @@
         </w:numPr>
         <w:rPr>
           <w:sz w:val="24"/>
-          <w:lang w:val="ru-RU"/>
-        </w:rPr>
-      </w:pPr>
-      <w:r>
-        <w:rPr>
-          <w:sz w:val="24"/>
-          <w:lang w:val="ru-RU"/>
-        </w:rPr>
-        <w:t>Релизуйте добавление, получение, изменение и удаление значений и элементов созданных ранее трёх прива</w:t>
-      </w:r>
-      <w:r>
-        <w:rPr>
-          <w:sz w:val="24"/>
-          <w:lang w:val="ru-RU"/>
-        </w:rPr>
-        <w:t xml:space="preserve">тных переменных извне. </w:t>
+          <w:highlight w:val="lightGray"/>
+          <w:lang w:val="ru-RU"/>
+        </w:rPr>
+      </w:pPr>
+      <w:proofErr w:type="spellStart"/>
+      <w:r>
+        <w:rPr>
+          <w:sz w:val="24"/>
+          <w:highlight w:val="lightGray"/>
+          <w:lang w:val="ru-RU"/>
+        </w:rPr>
+        <w:t>Релизуйте</w:t>
+      </w:r>
+      <w:proofErr w:type="spellEnd"/>
+      <w:r>
+        <w:rPr>
+          <w:sz w:val="24"/>
+          <w:highlight w:val="lightGray"/>
+          <w:lang w:val="ru-RU"/>
+        </w:rPr>
+        <w:t xml:space="preserve"> добавление, получение, изменение и удаление значений и элементов созданных ранее трёх приватных переменных извне. </w:t>
       </w:r>
     </w:p>
     <w:p>
@@ -318,38 +578,54 @@
         </w:numPr>
         <w:rPr>
           <w:sz w:val="24"/>
-          <w:lang w:val="ru-RU"/>
-        </w:rPr>
-      </w:pPr>
-      <w:r>
-        <w:rPr>
-          <w:sz w:val="24"/>
+          <w:highlight w:val="lightGray"/>
+          <w:lang w:val="ru-RU"/>
+        </w:rPr>
+      </w:pPr>
+      <w:r>
+        <w:rPr>
+          <w:sz w:val="24"/>
+          <w:highlight w:val="lightGray"/>
           <w:lang w:val="ru-RU"/>
         </w:rPr>
         <w:t xml:space="preserve">Для списка реализуйте методы </w:t>
       </w:r>
-      <w:r>
-        <w:rPr>
-          <w:sz w:val="24"/>
+      <w:proofErr w:type="gramStart"/>
+      <w:r>
+        <w:rPr>
+          <w:sz w:val="24"/>
+          <w:highlight w:val="lightGray"/>
         </w:rPr>
         <w:t>append</w:t>
       </w:r>
       <w:r>
         <w:rPr>
           <w:sz w:val="24"/>
-          <w:lang w:val="ru-RU"/>
-        </w:rPr>
-        <w:t xml:space="preserve">(), </w:t>
-      </w:r>
-      <w:r>
-        <w:rPr>
-          <w:sz w:val="24"/>
+          <w:highlight w:val="lightGray"/>
+          <w:lang w:val="ru-RU"/>
+        </w:rPr>
+        <w:t>(</w:t>
+      </w:r>
+      <w:proofErr w:type="gramEnd"/>
+      <w:r>
+        <w:rPr>
+          <w:sz w:val="24"/>
+          <w:highlight w:val="lightGray"/>
+          <w:lang w:val="ru-RU"/>
+        </w:rPr>
+        <w:t xml:space="preserve">), </w:t>
+      </w:r>
+      <w:r>
+        <w:rPr>
+          <w:sz w:val="24"/>
+          <w:highlight w:val="lightGray"/>
         </w:rPr>
         <w:t>pop</w:t>
       </w:r>
       <w:r>
         <w:rPr>
           <w:sz w:val="24"/>
+          <w:highlight w:val="lightGray"/>
           <w:lang w:val="ru-RU"/>
         </w:rPr>
         <w:t xml:space="preserve">(), а также метод </w:t>
@@ -357,12 +633,14 @@
       <w:r>
         <w:rPr>
           <w:sz w:val="24"/>
+          <w:highlight w:val="lightGray"/>
         </w:rPr>
         <w:t>get</w:t>
       </w:r>
       <w:r>
         <w:rPr>
           <w:sz w:val="24"/>
+          <w:highlight w:val="lightGray"/>
           <w:lang w:val="ru-RU"/>
         </w:rPr>
         <w:t>() для получения элемента по индексу.</w:t>
@@ -376,25 +654,54 @@
         </w:numPr>
         <w:rPr>
           <w:sz w:val="24"/>
-          <w:lang w:val="ru-RU"/>
-        </w:rPr>
-      </w:pPr>
-      <w:r>
-        <w:rPr>
-          <w:sz w:val="24"/>
+          <w:highlight w:val="lightGray"/>
+          <w:lang w:val="ru-RU"/>
+        </w:rPr>
+      </w:pPr>
+      <w:r>
+        <w:rPr>
+          <w:sz w:val="24"/>
+          <w:highlight w:val="lightGray"/>
           <w:lang w:val="ru-RU"/>
         </w:rPr>
         <w:t xml:space="preserve">Для словаря реализуйте методы </w:t>
       </w:r>
-      <w:r>
-        <w:rPr>
-          <w:sz w:val="24"/>
+      <w:proofErr w:type="gramStart"/>
+      <w:r>
+        <w:rPr>
+          <w:sz w:val="24"/>
+          <w:highlight w:val="lightGray"/>
         </w:rPr>
         <w:t>get</w:t>
       </w:r>
       <w:r>
         <w:rPr>
           <w:sz w:val="24"/>
+          <w:highlight w:val="lightGray"/>
+          <w:lang w:val="ru-RU"/>
+        </w:rPr>
+        <w:t>(</w:t>
+      </w:r>
+      <w:proofErr w:type="gramEnd"/>
+      <w:r>
+        <w:rPr>
+          <w:sz w:val="24"/>
+          <w:highlight w:val="lightGray"/>
+          <w:lang w:val="ru-RU"/>
+        </w:rPr>
+        <w:t xml:space="preserve">), </w:t>
+      </w:r>
+      <w:r>
+        <w:rPr>
+          <w:sz w:val="24"/>
+          <w:highlight w:val="lightGray"/>
+        </w:rPr>
+        <w:t>items</w:t>
+      </w:r>
+      <w:r>
+        <w:rPr>
+          <w:sz w:val="24"/>
+          <w:highlight w:val="lightGray"/>
           <w:lang w:val="ru-RU"/>
         </w:rPr>
         <w:t xml:space="preserve">(), </w:t>
@@ -402,12 +709,14 @@
       <w:r>
         <w:rPr>
           <w:sz w:val="24"/>
-        </w:rPr>
-        <w:t>items</w:t>
-      </w:r>
-      <w:r>
-        <w:rPr>
-          <w:sz w:val="24"/>
+          <w:highlight w:val="lightGray"/>
+        </w:rPr>
+        <w:t>values</w:t>
+      </w:r>
+      <w:r>
+        <w:rPr>
+          <w:sz w:val="24"/>
+          <w:highlight w:val="lightGray"/>
           <w:lang w:val="ru-RU"/>
         </w:rPr>
         <w:t xml:space="preserve">(), </w:t>
@@ -415,25 +724,14 @@
       <w:r>
         <w:rPr>
           <w:sz w:val="24"/>
-        </w:rPr>
-        <w:t>values</w:t>
-      </w:r>
-      <w:r>
-        <w:rPr>
-          <w:sz w:val="24"/>
-          <w:lang w:val="ru-RU"/>
-        </w:rPr>
-        <w:t xml:space="preserve">(), </w:t>
-      </w:r>
-      <w:r>
-        <w:rPr>
-          <w:sz w:val="24"/>
+          <w:highlight w:val="lightGray"/>
         </w:rPr>
         <w:t>update</w:t>
       </w:r>
       <w:r>
         <w:rPr>
           <w:sz w:val="24"/>
+          <w:highlight w:val="lightGray"/>
           <w:lang w:val="ru-RU"/>
         </w:rPr>
         <w:t xml:space="preserve">(). </w:t>
@@ -447,22 +745,17 @@
         </w:numPr>
         <w:rPr>
           <w:sz w:val="24"/>
-          <w:lang w:val="ru-RU"/>
-        </w:rPr>
-      </w:pPr>
-      <w:r>
-        <w:rPr>
-          <w:sz w:val="24"/>
-          <w:lang w:val="ru-RU"/>
-        </w:rPr>
-        <w:t xml:space="preserve">Для словаря сделайте проверку, что добавляемые/изменяемые ключи </w:t>
-      </w:r>
-      <w:r>
-        <w:rPr>
-          <w:sz w:val="24"/>
-          <w:lang w:val="ru-RU"/>
-        </w:rPr>
-        <w:t>элементов обязательно являются строками. В случае ввода некорректных данных верните сообщение об ошибке в терминал, но позвольте программе выполнять работу.</w:t>
+          <w:highlight w:val="lightGray"/>
+          <w:lang w:val="ru-RU"/>
+        </w:rPr>
+      </w:pPr>
+      <w:r>
+        <w:rPr>
+          <w:sz w:val="24"/>
+          <w:highlight w:val="lightGray"/>
+          <w:lang w:val="ru-RU"/>
+        </w:rPr>
+        <w:t>Для словаря сделайте проверку, что добавляемые/изменяемые ключи элементов обязательно являются строками. В случае ввода некорректных данных верните сообщение об ошибке в терминал, но позвольте программе выполнять работу.</w:t>
       </w:r>
     </w:p>
     <w:p>
@@ -481,13 +774,23 @@
           <w:sz w:val="24"/>
         </w:rPr>
       </w:pPr>
+      <w:proofErr w:type="spellStart"/>
       <w:r>
         <w:rPr>
           <w:b/>
           <w:bCs/>
           <w:sz w:val="24"/>
         </w:rPr>
-        <w:t>Задание 3</w:t>
+        <w:t>Задание</w:t>
+      </w:r>
+      <w:proofErr w:type="spellEnd"/>
+      <w:r>
+        <w:rPr>
+          <w:b/>
+          <w:bCs/>
+          <w:sz w:val="24"/>
+        </w:rPr>
+        <w:t xml:space="preserve"> 3</w:t>
       </w:r>
     </w:p>
     <w:p>
@@ -506,14 +809,23 @@
           <w:sz w:val="24"/>
           <w:lang w:val="ru-RU"/>
         </w:rPr>
-        <w:t>Объявите все стандартные арифметичекие операции между экземплярами класса, а также напиш</w:t>
-      </w:r>
-      <w:r>
-        <w:rPr>
-          <w:sz w:val="24"/>
-          <w:lang w:val="ru-RU"/>
-        </w:rPr>
-        <w:t xml:space="preserve">ите логику для взаимодействия с целыми числами. Операции производятся с </w:t>
+        <w:t xml:space="preserve">Объявите все стандартные </w:t>
+      </w:r>
+      <w:proofErr w:type="spellStart"/>
+      <w:r>
+        <w:rPr>
+          <w:sz w:val="24"/>
+          <w:lang w:val="ru-RU"/>
+        </w:rPr>
+        <w:t>арифметичекие</w:t>
+      </w:r>
+      <w:proofErr w:type="spellEnd"/>
+      <w:r>
+        <w:rPr>
+          <w:sz w:val="24"/>
+          <w:lang w:val="ru-RU"/>
+        </w:rPr>
+        <w:t xml:space="preserve"> операции между экземплярами класса, а также напишите логику для взаимодействия с целыми числами. Операции производятся с </w:t>
       </w:r>
       <w:r>
         <w:rPr>
@@ -629,13 +941,23 @@
           <w:sz w:val="24"/>
         </w:rPr>
       </w:pPr>
+      <w:proofErr w:type="spellStart"/>
       <w:r>
         <w:rPr>
           <w:b/>
           <w:bCs/>
           <w:sz w:val="24"/>
         </w:rPr>
-        <w:t>Задание 4</w:t>
+        <w:t>Задание</w:t>
+      </w:r>
+      <w:proofErr w:type="spellEnd"/>
+      <w:r>
+        <w:rPr>
+          <w:b/>
+          <w:bCs/>
+          <w:sz w:val="24"/>
+        </w:rPr>
+        <w:t xml:space="preserve"> 4</w:t>
       </w:r>
     </w:p>
     <w:p>
@@ -654,14 +976,7 @@
           <w:sz w:val="24"/>
           <w:lang w:val="ru-RU"/>
         </w:rPr>
-        <w:t>Объявите добавление, и</w:t>
-      </w:r>
-      <w:r>
-        <w:rPr>
-          <w:sz w:val="24"/>
-          <w:lang w:val="ru-RU"/>
-        </w:rPr>
-        <w:t xml:space="preserve">зменение и удаление по индексу для объектов класса. </w:t>
+        <w:t xml:space="preserve">Объявите добавление, изменение и удаление по индексу для объектов класса. </w:t>
       </w:r>
     </w:p>
     <w:p>
@@ -681,11 +996,61 @@
         </w:rPr>
         <w:t xml:space="preserve">Если индекс является числом – доступ производится к списку внутри класса. </w:t>
       </w:r>
-      <w:r>
-        <w:rPr>
-          <w:sz w:val="24"/>
-        </w:rPr>
-        <w:t>Если строкой – то к словарю.</w:t>
+      <w:proofErr w:type="spellStart"/>
+      <w:r>
+        <w:rPr>
+          <w:sz w:val="24"/>
+        </w:rPr>
+        <w:t>Если</w:t>
+      </w:r>
+      <w:proofErr w:type="spellEnd"/>
+      <w:r>
+        <w:rPr>
+          <w:sz w:val="24"/>
+        </w:rPr>
+        <w:t xml:space="preserve"> </w:t>
+      </w:r>
+      <w:proofErr w:type="spellStart"/>
+      <w:r>
+        <w:rPr>
+          <w:sz w:val="24"/>
+        </w:rPr>
+        <w:t>строкой</w:t>
+      </w:r>
+      <w:proofErr w:type="spellEnd"/>
+      <w:r>
+        <w:rPr>
+          <w:sz w:val="24"/>
+        </w:rPr>
+        <w:t xml:space="preserve"> – </w:t>
+      </w:r>
+      <w:proofErr w:type="spellStart"/>
+      <w:r>
+        <w:rPr>
+          <w:sz w:val="24"/>
+        </w:rPr>
+        <w:t>то</w:t>
+      </w:r>
+      <w:proofErr w:type="spellEnd"/>
+      <w:r>
+        <w:rPr>
+          <w:sz w:val="24"/>
+        </w:rPr>
+        <w:t xml:space="preserve"> к </w:t>
+      </w:r>
+      <w:proofErr w:type="spellStart"/>
+      <w:r>
+        <w:rPr>
+          <w:sz w:val="24"/>
+        </w:rPr>
+        <w:t>словарю</w:t>
+      </w:r>
+      <w:proofErr w:type="spellEnd"/>
+      <w:r>
+        <w:rPr>
+          <w:sz w:val="24"/>
+        </w:rPr>
+        <w:t>.</w:t>
       </w:r>
     </w:p>
     <w:p>
@@ -698,33 +1063,51 @@
           <w:sz w:val="24"/>
         </w:rPr>
       </w:pPr>
-      <w:r>
-        <w:rPr>
-          <w:sz w:val="24"/>
-        </w:rPr>
-        <w:t>Пример: print(a[“word”])</w:t>
-      </w:r>
-    </w:p>
-    <w:p>
-      <w:pPr>
-        <w:rPr>
-          <w:sz w:val="24"/>
-        </w:rPr>
-      </w:pPr>
-    </w:p>
-    <w:p>
-      <w:pPr>
-        <w:rPr>
-          <w:sz w:val="24"/>
-        </w:rPr>
-      </w:pPr>
+      <w:proofErr w:type="spellStart"/>
+      <w:r>
+        <w:rPr>
+          <w:sz w:val="24"/>
+        </w:rPr>
+        <w:t>Пример</w:t>
+      </w:r>
+      <w:proofErr w:type="spellEnd"/>
+      <w:r>
+        <w:rPr>
+          <w:sz w:val="24"/>
+        </w:rPr>
+        <w:t>: print(a[“word”])</w:t>
+      </w:r>
+    </w:p>
+    <w:p>
+      <w:pPr>
+        <w:rPr>
+          <w:sz w:val="24"/>
+        </w:rPr>
+      </w:pPr>
+    </w:p>
+    <w:p>
+      <w:pPr>
+        <w:rPr>
+          <w:sz w:val="24"/>
+        </w:rPr>
+      </w:pPr>
+      <w:proofErr w:type="spellStart"/>
       <w:r>
         <w:rPr>
           <w:b/>
           <w:bCs/>
           <w:sz w:val="24"/>
         </w:rPr>
-        <w:t>Задание 5</w:t>
+        <w:t>Задание</w:t>
+      </w:r>
+      <w:proofErr w:type="spellEnd"/>
+      <w:r>
+        <w:rPr>
+          <w:b/>
+          <w:bCs/>
+          <w:sz w:val="24"/>
+        </w:rPr>
+        <w:t xml:space="preserve"> 5</w:t>
       </w:r>
     </w:p>
     <w:p>
@@ -743,14 +1126,7 @@
           <w:sz w:val="24"/>
           <w:lang w:val="ru-RU"/>
         </w:rPr>
-        <w:t>Модифицируйте доступ к данным внутри объекта: сделайте так, чтоб</w:t>
-      </w:r>
-      <w:r>
-        <w:rPr>
-          <w:sz w:val="24"/>
-          <w:lang w:val="ru-RU"/>
-        </w:rPr>
-        <w:t xml:space="preserve">ы получить/изменить любую информацию о всех переменных объекта можно было только в случае, если пользователь успешно введет пароль в терминале. Пароль необходимо хранить во внешнем файле формата </w:t>
+        <w:t xml:space="preserve">Модифицируйте доступ к данным внутри объекта: сделайте так, чтобы получить/изменить любую информацию о всех переменных объекта можно было только в случае, если пользователь успешно введет пароль в терминале. Пароль необходимо хранить во внешнем файле формата </w:t>
       </w:r>
       <w:r>
         <w:rPr>
@@ -782,14 +1158,23 @@
           <w:sz w:val="24"/>
           <w:lang w:val="ru-RU"/>
         </w:rPr>
-        <w:t>После успешного ввода пароля про</w:t>
-      </w:r>
-      <w:r>
-        <w:rPr>
-          <w:sz w:val="24"/>
-          <w:lang w:val="ru-RU"/>
-        </w:rPr>
-        <w:t>грамма должна запомнить, что пароль был введеен, и больше его не спрашивать.</w:t>
+        <w:t xml:space="preserve">После успешного ввода пароля программа должна запомнить, что пароль был </w:t>
+      </w:r>
+      <w:proofErr w:type="spellStart"/>
+      <w:r>
+        <w:rPr>
+          <w:sz w:val="24"/>
+          <w:lang w:val="ru-RU"/>
+        </w:rPr>
+        <w:t>введеен</w:t>
+      </w:r>
+      <w:proofErr w:type="spellEnd"/>
+      <w:r>
+        <w:rPr>
+          <w:sz w:val="24"/>
+          <w:lang w:val="ru-RU"/>
+        </w:rPr>
+        <w:t>, и больше его не спрашивать.</w:t>
       </w:r>
     </w:p>
     <w:p>
@@ -827,13 +1212,23 @@
           <w:sz w:val="24"/>
         </w:rPr>
       </w:pPr>
+      <w:proofErr w:type="spellStart"/>
       <w:r>
         <w:rPr>
           <w:b/>
           <w:bCs/>
           <w:sz w:val="24"/>
         </w:rPr>
-        <w:t>Задание 6</w:t>
+        <w:t>Задание</w:t>
+      </w:r>
+      <w:proofErr w:type="spellEnd"/>
+      <w:r>
+        <w:rPr>
+          <w:b/>
+          <w:bCs/>
+          <w:sz w:val="24"/>
+        </w:rPr>
+        <w:t xml:space="preserve"> 6</w:t>
       </w:r>
     </w:p>
     <w:p>
@@ -854,12 +1249,14 @@
         </w:rPr>
         <w:t xml:space="preserve">Создайте класс-наследник </w:t>
       </w:r>
+      <w:proofErr w:type="spellStart"/>
       <w:r>
         <w:rPr>
           <w:sz w:val="24"/>
         </w:rPr>
         <w:t>QueueElement</w:t>
       </w:r>
+      <w:proofErr w:type="spellEnd"/>
       <w:r>
         <w:rPr>
           <w:sz w:val="24"/>
@@ -891,14 +1288,7 @@
           <w:sz w:val="24"/>
           <w:lang w:val="ru-RU"/>
         </w:rPr>
-        <w:t xml:space="preserve"> для </w:t>
-      </w:r>
-      <w:r>
-        <w:rPr>
-          <w:sz w:val="24"/>
-          <w:lang w:val="ru-RU"/>
-        </w:rPr>
-        <w:t>списка, чтобы они вели себя по принципу очереди (</w:t>
+        <w:t xml:space="preserve"> для списка, чтобы они вели себя по принципу очереди (</w:t>
       </w:r>
       <w:r>
         <w:rPr>
@@ -933,18 +1323,36 @@
         <w:lastRenderedPageBreak/>
         <w:t xml:space="preserve">Создайте класс-наследник </w:t>
       </w:r>
+      <w:proofErr w:type="spellStart"/>
       <w:r>
         <w:rPr>
           <w:sz w:val="24"/>
         </w:rPr>
         <w:t>StackElement</w:t>
       </w:r>
-      <w:r>
-        <w:rPr>
-          <w:sz w:val="24"/>
-          <w:lang w:val="ru-RU"/>
-        </w:rPr>
-        <w:t xml:space="preserve"> с аналогичными услвоиями, но для реализации стека.</w:t>
+      <w:proofErr w:type="spellEnd"/>
+      <w:r>
+        <w:rPr>
+          <w:sz w:val="24"/>
+          <w:lang w:val="ru-RU"/>
+        </w:rPr>
+        <w:t xml:space="preserve"> с аналогичными </w:t>
+      </w:r>
+      <w:proofErr w:type="spellStart"/>
+      <w:r>
+        <w:rPr>
+          <w:sz w:val="24"/>
+          <w:lang w:val="ru-RU"/>
+        </w:rPr>
+        <w:t>услвоиями</w:t>
+      </w:r>
+      <w:proofErr w:type="spellEnd"/>
+      <w:r>
+        <w:rPr>
+          <w:sz w:val="24"/>
+          <w:lang w:val="ru-RU"/>
+        </w:rPr>
+        <w:t>, но для реализации стека.</w:t>
       </w:r>
     </w:p>
     <w:sectPr>

--- a/LR2.docx
+++ b/LR2.docx
@@ -97,13 +97,11 @@
         </w:numPr>
         <w:rPr>
           <w:sz w:val="24"/>
-          <w:highlight w:val="lightGray"/>
-        </w:rPr>
-      </w:pPr>
-      <w:r>
-        <w:rPr>
-          <w:sz w:val="24"/>
-          <w:highlight w:val="lightGray"/>
+        </w:rPr>
+      </w:pPr>
+      <w:r>
+        <w:rPr>
+          <w:sz w:val="24"/>
           <w:lang w:val="ru-RU"/>
         </w:rPr>
         <w:t xml:space="preserve">Создайте базовый класс </w:t>
@@ -111,14 +109,12 @@
       <w:r>
         <w:rPr>
           <w:sz w:val="24"/>
-          <w:highlight w:val="lightGray"/>
         </w:rPr>
         <w:t>Element</w:t>
       </w:r>
       <w:r>
         <w:rPr>
           <w:sz w:val="24"/>
-          <w:highlight w:val="lightGray"/>
           <w:lang w:val="ru-RU"/>
         </w:rPr>
         <w:t xml:space="preserve">, для инициализации которого необходимо задать целое число </w:t>
@@ -126,14 +122,12 @@
       <w:r>
         <w:rPr>
           <w:sz w:val="24"/>
-          <w:highlight w:val="lightGray"/>
         </w:rPr>
         <w:t>value</w:t>
       </w:r>
       <w:r>
         <w:rPr>
           <w:sz w:val="24"/>
-          <w:highlight w:val="lightGray"/>
           <w:lang w:val="ru-RU"/>
         </w:rPr>
         <w:t xml:space="preserve">, список </w:t>
@@ -141,14 +135,12 @@
       <w:r>
         <w:rPr>
           <w:sz w:val="24"/>
-          <w:highlight w:val="lightGray"/>
         </w:rPr>
         <w:t>data</w:t>
       </w:r>
       <w:r>
         <w:rPr>
           <w:sz w:val="24"/>
-          <w:highlight w:val="lightGray"/>
           <w:lang w:val="ru-RU"/>
         </w:rPr>
         <w:t>_</w:t>
@@ -156,14 +148,12 @@
       <w:r>
         <w:rPr>
           <w:sz w:val="24"/>
-          <w:highlight w:val="lightGray"/>
         </w:rPr>
         <w:t>list</w:t>
       </w:r>
       <w:r>
         <w:rPr>
           <w:sz w:val="24"/>
-          <w:highlight w:val="lightGray"/>
           <w:lang w:val="ru-RU"/>
         </w:rPr>
         <w:t xml:space="preserve"> и словарь </w:t>
@@ -171,14 +161,12 @@
       <w:r>
         <w:rPr>
           <w:sz w:val="24"/>
-          <w:highlight w:val="lightGray"/>
         </w:rPr>
         <w:t>data</w:t>
       </w:r>
       <w:r>
         <w:rPr>
           <w:sz w:val="24"/>
-          <w:highlight w:val="lightGray"/>
           <w:lang w:val="ru-RU"/>
         </w:rPr>
         <w:t>_</w:t>
@@ -186,14 +174,12 @@
       <w:r>
         <w:rPr>
           <w:sz w:val="24"/>
-          <w:highlight w:val="lightGray"/>
         </w:rPr>
         <w:t>map</w:t>
       </w:r>
       <w:r>
         <w:rPr>
           <w:sz w:val="24"/>
-          <w:highlight w:val="lightGray"/>
           <w:lang w:val="ru-RU"/>
         </w:rPr>
         <w:t xml:space="preserve">. </w:t>
@@ -201,14 +187,12 @@
       <w:r>
         <w:rPr>
           <w:sz w:val="24"/>
-          <w:highlight w:val="lightGray"/>
         </w:rPr>
         <w:t>Value</w:t>
       </w:r>
       <w:r>
         <w:rPr>
           <w:sz w:val="24"/>
-          <w:highlight w:val="lightGray"/>
           <w:lang w:val="ru-RU"/>
         </w:rPr>
         <w:t xml:space="preserve"> </w:t>
@@ -216,7 +200,6 @@
       <w:r>
         <w:rPr>
           <w:sz w:val="24"/>
-          <w:highlight w:val="lightGray"/>
           <w:u w:val="single"/>
           <w:lang w:val="ru-RU"/>
         </w:rPr>
@@ -225,7 +208,6 @@
       <w:r>
         <w:rPr>
           <w:sz w:val="24"/>
-          <w:highlight w:val="lightGray"/>
           <w:lang w:val="ru-RU"/>
         </w:rPr>
         <w:t xml:space="preserve"> задавать как </w:t>
@@ -234,7 +216,6 @@
       <w:r>
         <w:rPr>
           <w:sz w:val="24"/>
-          <w:highlight w:val="lightGray"/>
           <w:lang w:val="ru-RU"/>
         </w:rPr>
         <w:t>поизиционный</w:t>
@@ -243,7 +224,6 @@
       <w:r>
         <w:rPr>
           <w:sz w:val="24"/>
-          <w:highlight w:val="lightGray"/>
           <w:lang w:val="ru-RU"/>
         </w:rPr>
         <w:t xml:space="preserve"> аргумент. Остальные элементы </w:t>
@@ -251,7 +231,6 @@
       <w:r>
         <w:rPr>
           <w:sz w:val="24"/>
-          <w:highlight w:val="lightGray"/>
           <w:u w:val="single"/>
           <w:lang w:val="ru-RU"/>
         </w:rPr>
@@ -260,7 +239,6 @@
       <w:r>
         <w:rPr>
           <w:sz w:val="24"/>
-          <w:highlight w:val="lightGray"/>
           <w:lang w:val="ru-RU"/>
         </w:rPr>
         <w:t xml:space="preserve"> задавать как необязательные, строго </w:t>
@@ -269,7 +247,6 @@
       <w:r>
         <w:rPr>
           <w:sz w:val="24"/>
-          <w:highlight w:val="lightGray"/>
           <w:lang w:val="ru-RU"/>
         </w:rPr>
         <w:t>именованые</w:t>
@@ -278,7 +255,6 @@
       <w:r>
         <w:rPr>
           <w:sz w:val="24"/>
-          <w:highlight w:val="lightGray"/>
           <w:lang w:val="ru-RU"/>
         </w:rPr>
         <w:t xml:space="preserve"> аргументы. </w:t>
@@ -287,7 +263,6 @@
       <w:r>
         <w:rPr>
           <w:sz w:val="24"/>
-          <w:highlight w:val="lightGray"/>
         </w:rPr>
         <w:t>Переменные</w:t>
       </w:r>
@@ -295,7 +270,6 @@
       <w:r>
         <w:rPr>
           <w:sz w:val="24"/>
-          <w:highlight w:val="lightGray"/>
         </w:rPr>
         <w:t xml:space="preserve"> </w:t>
       </w:r>
@@ -303,7 +277,6 @@
       <w:r>
         <w:rPr>
           <w:sz w:val="24"/>
-          <w:highlight w:val="lightGray"/>
         </w:rPr>
         <w:t>должны</w:t>
       </w:r>
@@ -311,7 +284,6 @@
       <w:r>
         <w:rPr>
           <w:sz w:val="24"/>
-          <w:highlight w:val="lightGray"/>
         </w:rPr>
         <w:t xml:space="preserve"> </w:t>
       </w:r>
@@ -319,7 +291,6 @@
       <w:r>
         <w:rPr>
           <w:sz w:val="24"/>
-          <w:highlight w:val="lightGray"/>
         </w:rPr>
         <w:t>храниться</w:t>
       </w:r>
@@ -327,7 +298,6 @@
       <w:r>
         <w:rPr>
           <w:sz w:val="24"/>
-          <w:highlight w:val="lightGray"/>
         </w:rPr>
         <w:t xml:space="preserve"> </w:t>
       </w:r>
@@ -335,7 +305,6 @@
       <w:r>
         <w:rPr>
           <w:sz w:val="24"/>
-          <w:highlight w:val="lightGray"/>
         </w:rPr>
         <w:t>как</w:t>
       </w:r>
@@ -343,7 +312,6 @@
       <w:r>
         <w:rPr>
           <w:sz w:val="24"/>
-          <w:highlight w:val="lightGray"/>
         </w:rPr>
         <w:t xml:space="preserve"> </w:t>
       </w:r>
@@ -351,7 +319,6 @@
       <w:r>
         <w:rPr>
           <w:sz w:val="24"/>
-          <w:highlight w:val="lightGray"/>
         </w:rPr>
         <w:t>приватные</w:t>
       </w:r>
@@ -359,7 +326,6 @@
       <w:r>
         <w:rPr>
           <w:sz w:val="24"/>
-          <w:highlight w:val="lightGray"/>
         </w:rPr>
         <w:t>.</w:t>
       </w:r>
@@ -372,14 +338,12 @@
         </w:numPr>
         <w:rPr>
           <w:sz w:val="24"/>
-          <w:highlight w:val="lightGray"/>
         </w:rPr>
       </w:pPr>
       <w:proofErr w:type="spellStart"/>
       <w:r>
         <w:rPr>
           <w:sz w:val="24"/>
-          <w:highlight w:val="lightGray"/>
         </w:rPr>
         <w:t>Пример</w:t>
       </w:r>
@@ -387,7 +351,6 @@
       <w:r>
         <w:rPr>
           <w:sz w:val="24"/>
-          <w:highlight w:val="lightGray"/>
         </w:rPr>
         <w:t xml:space="preserve">: </w:t>
       </w:r>
@@ -400,13 +363,11 @@
         </w:numPr>
         <w:rPr>
           <w:sz w:val="24"/>
-          <w:highlight w:val="lightGray"/>
-        </w:rPr>
-      </w:pPr>
-      <w:r>
-        <w:rPr>
-          <w:sz w:val="24"/>
-          <w:highlight w:val="lightGray"/>
+        </w:rPr>
+      </w:pPr>
+      <w:r>
+        <w:rPr>
+          <w:sz w:val="24"/>
         </w:rPr>
         <w:t xml:space="preserve">a = </w:t>
       </w:r>
@@ -414,7 +375,6 @@
       <w:r>
         <w:rPr>
           <w:sz w:val="24"/>
-          <w:highlight w:val="lightGray"/>
         </w:rPr>
         <w:t>Element(</w:t>
       </w:r>
@@ -422,7 +382,6 @@
       <w:r>
         <w:rPr>
           <w:sz w:val="24"/>
-          <w:highlight w:val="lightGray"/>
         </w:rPr>
         <w:t xml:space="preserve">4, </w:t>
       </w:r>
@@ -430,7 +389,6 @@
       <w:r>
         <w:rPr>
           <w:sz w:val="24"/>
-          <w:highlight w:val="lightGray"/>
         </w:rPr>
         <w:t>data_list</w:t>
       </w:r>
@@ -438,7 +396,6 @@
       <w:r>
         <w:rPr>
           <w:sz w:val="24"/>
-          <w:highlight w:val="lightGray"/>
         </w:rPr>
         <w:t>=[1,2,3])</w:t>
       </w:r>
@@ -451,13 +408,11 @@
         </w:numPr>
         <w:rPr>
           <w:sz w:val="24"/>
-          <w:highlight w:val="lightGray"/>
-        </w:rPr>
-      </w:pPr>
-      <w:r>
-        <w:rPr>
-          <w:sz w:val="24"/>
-          <w:highlight w:val="lightGray"/>
+        </w:rPr>
+      </w:pPr>
+      <w:r>
+        <w:rPr>
+          <w:sz w:val="24"/>
         </w:rPr>
         <w:t xml:space="preserve">b = </w:t>
       </w:r>
@@ -465,7 +420,6 @@
       <w:r>
         <w:rPr>
           <w:sz w:val="24"/>
-          <w:highlight w:val="lightGray"/>
         </w:rPr>
         <w:t>Element(</w:t>
       </w:r>
@@ -473,7 +427,6 @@
       <w:r>
         <w:rPr>
           <w:sz w:val="24"/>
-          <w:highlight w:val="lightGray"/>
         </w:rPr>
         <w:t xml:space="preserve">12, </w:t>
       </w:r>
@@ -481,7 +434,6 @@
       <w:r>
         <w:rPr>
           <w:sz w:val="24"/>
-          <w:highlight w:val="lightGray"/>
         </w:rPr>
         <w:t>data_map</w:t>
       </w:r>
@@ -489,7 +441,6 @@
       <w:r>
         <w:rPr>
           <w:sz w:val="24"/>
-          <w:highlight w:val="lightGray"/>
         </w:rPr>
         <w:t>={“word”: 1})</w:t>
       </w:r>
@@ -498,13 +449,11 @@
       <w:pPr>
         <w:rPr>
           <w:sz w:val="24"/>
-          <w:highlight w:val="lightGray"/>
-        </w:rPr>
-      </w:pPr>
-      <w:r>
-        <w:rPr>
-          <w:sz w:val="24"/>
-          <w:highlight w:val="lightGray"/>
+        </w:rPr>
+      </w:pPr>
+      <w:r>
+        <w:rPr>
+          <w:sz w:val="24"/>
         </w:rPr>
         <w:t>3</w:t>
       </w:r>
@@ -515,7 +464,6 @@
           <w:b/>
           <w:bCs/>
           <w:sz w:val="24"/>
-          <w:highlight w:val="lightGray"/>
         </w:rPr>
       </w:pPr>
       <w:proofErr w:type="spellStart"/>
@@ -524,7 +472,6 @@
           <w:b/>
           <w:bCs/>
           <w:sz w:val="24"/>
-          <w:highlight w:val="lightGray"/>
         </w:rPr>
         <w:t>Задание</w:t>
       </w:r>
@@ -534,7 +481,6 @@
           <w:b/>
           <w:bCs/>
           <w:sz w:val="24"/>
-          <w:highlight w:val="lightGray"/>
         </w:rPr>
         <w:t xml:space="preserve"> 2</w:t>
       </w:r>
@@ -547,7 +493,6 @@
         </w:numPr>
         <w:rPr>
           <w:sz w:val="24"/>
-          <w:highlight w:val="lightGray"/>
           <w:lang w:val="ru-RU"/>
         </w:rPr>
       </w:pPr>
@@ -555,7 +500,6 @@
       <w:r>
         <w:rPr>
           <w:sz w:val="24"/>
-          <w:highlight w:val="lightGray"/>
           <w:lang w:val="ru-RU"/>
         </w:rPr>
         <w:t>Релизуйте</w:t>
@@ -564,7 +508,6 @@
       <w:r>
         <w:rPr>
           <w:sz w:val="24"/>
-          <w:highlight w:val="lightGray"/>
           <w:lang w:val="ru-RU"/>
         </w:rPr>
         <w:t xml:space="preserve"> добавление, получение, изменение и удаление значений и элементов созданных ранее трёх приватных переменных извне. </w:t>
@@ -578,14 +521,12 @@
         </w:numPr>
         <w:rPr>
           <w:sz w:val="24"/>
-          <w:highlight w:val="lightGray"/>
-          <w:lang w:val="ru-RU"/>
-        </w:rPr>
-      </w:pPr>
-      <w:r>
-        <w:rPr>
-          <w:sz w:val="24"/>
-          <w:highlight w:val="lightGray"/>
+          <w:lang w:val="ru-RU"/>
+        </w:rPr>
+      </w:pPr>
+      <w:r>
+        <w:rPr>
+          <w:sz w:val="24"/>
           <w:lang w:val="ru-RU"/>
         </w:rPr>
         <w:t xml:space="preserve">Для списка реализуйте методы </w:t>
@@ -594,14 +535,12 @@
       <w:r>
         <w:rPr>
           <w:sz w:val="24"/>
-          <w:highlight w:val="lightGray"/>
         </w:rPr>
         <w:t>append</w:t>
       </w:r>
       <w:r>
         <w:rPr>
           <w:sz w:val="24"/>
-          <w:highlight w:val="lightGray"/>
           <w:lang w:val="ru-RU"/>
         </w:rPr>
         <w:t>(</w:t>
@@ -610,7 +549,6 @@
       <w:r>
         <w:rPr>
           <w:sz w:val="24"/>
-          <w:highlight w:val="lightGray"/>
           <w:lang w:val="ru-RU"/>
         </w:rPr>
         <w:t xml:space="preserve">), </w:t>
@@ -618,14 +556,12 @@
       <w:r>
         <w:rPr>
           <w:sz w:val="24"/>
-          <w:highlight w:val="lightGray"/>
         </w:rPr>
         <w:t>pop</w:t>
       </w:r>
       <w:r>
         <w:rPr>
           <w:sz w:val="24"/>
-          <w:highlight w:val="lightGray"/>
           <w:lang w:val="ru-RU"/>
         </w:rPr>
         <w:t xml:space="preserve">(), а также метод </w:t>
@@ -633,14 +569,12 @@
       <w:r>
         <w:rPr>
           <w:sz w:val="24"/>
-          <w:highlight w:val="lightGray"/>
         </w:rPr>
         <w:t>get</w:t>
       </w:r>
       <w:r>
         <w:rPr>
           <w:sz w:val="24"/>
-          <w:highlight w:val="lightGray"/>
           <w:lang w:val="ru-RU"/>
         </w:rPr>
         <w:t>() для получения элемента по индексу.</w:t>
@@ -654,14 +588,12 @@
         </w:numPr>
         <w:rPr>
           <w:sz w:val="24"/>
-          <w:highlight w:val="lightGray"/>
-          <w:lang w:val="ru-RU"/>
-        </w:rPr>
-      </w:pPr>
-      <w:r>
-        <w:rPr>
-          <w:sz w:val="24"/>
-          <w:highlight w:val="lightGray"/>
+          <w:lang w:val="ru-RU"/>
+        </w:rPr>
+      </w:pPr>
+      <w:r>
+        <w:rPr>
+          <w:sz w:val="24"/>
           <w:lang w:val="ru-RU"/>
         </w:rPr>
         <w:t xml:space="preserve">Для словаря реализуйте методы </w:t>
@@ -670,14 +602,12 @@
       <w:r>
         <w:rPr>
           <w:sz w:val="24"/>
-          <w:highlight w:val="lightGray"/>
         </w:rPr>
         <w:t>get</w:t>
       </w:r>
       <w:r>
         <w:rPr>
           <w:sz w:val="24"/>
-          <w:highlight w:val="lightGray"/>
           <w:lang w:val="ru-RU"/>
         </w:rPr>
         <w:t>(</w:t>
@@ -686,7 +616,6 @@
       <w:r>
         <w:rPr>
           <w:sz w:val="24"/>
-          <w:highlight w:val="lightGray"/>
           <w:lang w:val="ru-RU"/>
         </w:rPr>
         <w:t xml:space="preserve">), </w:t>
@@ -694,14 +623,12 @@
       <w:r>
         <w:rPr>
           <w:sz w:val="24"/>
-          <w:highlight w:val="lightGray"/>
         </w:rPr>
         <w:t>items</w:t>
       </w:r>
       <w:r>
         <w:rPr>
           <w:sz w:val="24"/>
-          <w:highlight w:val="lightGray"/>
           <w:lang w:val="ru-RU"/>
         </w:rPr>
         <w:t xml:space="preserve">(), </w:t>
@@ -709,14 +636,12 @@
       <w:r>
         <w:rPr>
           <w:sz w:val="24"/>
-          <w:highlight w:val="lightGray"/>
         </w:rPr>
         <w:t>values</w:t>
       </w:r>
       <w:r>
         <w:rPr>
           <w:sz w:val="24"/>
-          <w:highlight w:val="lightGray"/>
           <w:lang w:val="ru-RU"/>
         </w:rPr>
         <w:t xml:space="preserve">(), </w:t>
@@ -724,14 +649,12 @@
       <w:r>
         <w:rPr>
           <w:sz w:val="24"/>
-          <w:highlight w:val="lightGray"/>
         </w:rPr>
         <w:t>update</w:t>
       </w:r>
       <w:r>
         <w:rPr>
           <w:sz w:val="24"/>
-          <w:highlight w:val="lightGray"/>
           <w:lang w:val="ru-RU"/>
         </w:rPr>
         <w:t xml:space="preserve">(). </w:t>
@@ -745,14 +668,12 @@
         </w:numPr>
         <w:rPr>
           <w:sz w:val="24"/>
-          <w:highlight w:val="lightGray"/>
-          <w:lang w:val="ru-RU"/>
-        </w:rPr>
-      </w:pPr>
-      <w:r>
-        <w:rPr>
-          <w:sz w:val="24"/>
-          <w:highlight w:val="lightGray"/>
+          <w:lang w:val="ru-RU"/>
+        </w:rPr>
+      </w:pPr>
+      <w:r>
+        <w:rPr>
+          <w:sz w:val="24"/>
           <w:lang w:val="ru-RU"/>
         </w:rPr>
         <w:t>Для словаря сделайте проверку, что добавляемые/изменяемые ключи элементов обязательно являются строками. В случае ввода некорректных данных верните сообщение об ошибке в терминал, но позвольте программе выполнять работу.</w:t>
@@ -772,6 +693,7 @@
           <w:b/>
           <w:bCs/>
           <w:sz w:val="24"/>
+          <w:lang w:val="ru-RU"/>
         </w:rPr>
       </w:pPr>
       <w:proofErr w:type="spellStart"/>
